--- a/Movie Search Hub - Presentation Guide.docx
+++ b/Movie Search Hub - Presentation Guide.docx
@@ -42,7 +42,7 @@
           <w:sz w:val="24"/>
           <w:szCs w:val="24"/>
         </w:rPr>
-        <w:t xml:space="preserve">A responsive, mobile-first web app powered by the OMDb API</w:t>
+        <w:t xml:space="preserve">A responsive, mobile-first web app with light and dark themes, powered by the OMDb API</w:t>
       </w:r>
     </w:p>
     <w:p>
@@ -230,7 +230,7 @@
         <w:t xml:space="preserve">CSS3 – </w:t>
       </w:r>
       <w:r>
-        <w:t xml:space="preserve">all styling and layout. It is written mobile-first: the base styles are for phones, and min-width media queries add tablet and desktop layouts. CSS variables hold the colour theme, and CSS Grid arranges the movie cards.</w:t>
+        <w:t xml:space="preserve">all styling and layout. It is written mobile-first: the base styles are for phones, and min-width media queries add tablet and desktop layouts. CSS variables hold the colour theme (which is how the light and dark themes are switched), and CSS Grid arranges the movie cards.</w:t>
       </w:r>
     </w:p>
     <w:p>
@@ -1632,6 +1632,32 @@
     </w:p>
     <w:p>
       <w:pPr>
+        <w:pStyle w:val="ListParagraph"/>
+        <w:numPr>
+          <w:ilvl w:val="0"/>
+          <w:numId w:val="2"/>
+        </w:numPr>
+        <w:spacing w:after="80" w:line="290"/>
+      </w:pPr>
+      <w:r>
+        <w:t xml:space="preserve">The home page shows its featured movies instantly from a built-in list (with working poster links), then quietly refreshes them with live data from the API. If the refresh fails, the built-in list stays on screen, so the page is never empty.</w:t>
+      </w:r>
+    </w:p>
+    <w:p>
+      <w:pPr>
+        <w:pStyle w:val="ListParagraph"/>
+        <w:numPr>
+          <w:ilvl w:val="0"/>
+          <w:numId w:val="2"/>
+        </w:numPr>
+        <w:spacing w:after="80" w:line="290"/>
+      </w:pPr>
+      <w:r>
+        <w:t xml:space="preserve">Poster images are loaded with referrerpolicy="no-referrer" and loading="lazy". The first stops image hosts from blocking requests that come from a local page, and the second loads posters only as they scroll into view, which saves data on phones.</w:t>
+      </w:r>
+    </w:p>
+    <w:p>
+      <w:pPr>
         <w:pStyle w:val="Heading2"/>
       </w:pPr>
       <w:r>
@@ -1708,6 +1734,14 @@
     </w:p>
     <w:p>
       <w:pPr>
+        <w:spacing w:after="120" w:line="300"/>
+      </w:pPr>
+      <w:r>
+        <w:t xml:space="preserve">A second, smaller issue was found later: the poster links in the built-in demo list had expired and returned an error, so the home page showed placeholder icons instead of pictures. They were replaced with fresh links taken from the API, and the home page now also refreshes them live.</w:t>
+      </w:r>
+    </w:p>
+    <w:p>
+      <w:pPr>
         <w:pStyle w:val="Heading1"/>
       </w:pPr>
       <w:r>
@@ -1727,7 +1761,7 @@
         <w:spacing w:after="120" w:line="300"/>
       </w:pPr>
       <w:r>
-        <w:t xml:space="preserve">The landing page has a hero section with a large search box, quick-search chips (Inception, Interstellar, Avatar, The Matrix), a Featured Movies grid and an “Explore by Genre” section. The featured movies are shown instantly from a built-in list, then refreshed with live data from the API so the posters are always current. Submitting the search box or pressing a chip sends the user to the Search page with the query in the address (search.html?q=…). This logic is in js/home.js.</w:t>
+        <w:t xml:space="preserve">The landing page has a hero section with a large search box, quick-search chips (Inception, Interstellar, Avatar, The Matrix), a Featured Movies grid and an “Explore by Genre” section. The featured movies are shown instantly from a built-in list, then refreshed with live data from the API so the posters are always current. The navigation bar on every page also contains the light/dark theme button. Submitting the search box or pressing a chip sends the user to the Search page with the query in the address (search.html?q=…). This logic is in js/home.js.</w:t>
       </w:r>
     </w:p>
     <w:p>
@@ -1887,7 +1921,7 @@
         <w:pStyle w:val="Heading2"/>
       </w:pPr>
       <w:r>
-        <w:t xml:space="preserve">6. Mobile-first responsive interface</w:t>
+        <w:t xml:space="preserve">6. Light and dark themes</w:t>
       </w:r>
     </w:p>
     <w:p>
@@ -1895,6 +1929,22 @@
         <w:spacing w:after="120" w:line="300"/>
       </w:pPr>
       <w:r>
+        <w:t xml:space="preserve">A sun/moon button in the navigation bar switches between a dark cinematic theme and a clean light theme. The first time someone visits, the app follows their device setting (prefers-color-scheme); after that it remembers their choice in localStorage under the key movieHubTheme. The switch works by setting a data-theme attribute on the html element. The CSS defines every colour once as a variable (for example --bg, --surface, --text and --muted) and the light theme simply redefines those variables, so the whole interface changes instantly without duplicating any styles. A tiny script in each page's head sets the theme before the page is drawn, which prevents a flash of the wrong colours.</w:t>
+      </w:r>
+    </w:p>
+    <w:p>
+      <w:pPr>
+        <w:pStyle w:val="Heading2"/>
+      </w:pPr>
+      <w:r>
+        <w:t xml:space="preserve">7. Mobile-first responsive interface</w:t>
+      </w:r>
+    </w:p>
+    <w:p>
+      <w:pPr>
+        <w:spacing w:after="120" w:line="300"/>
+      </w:pPr>
+      <w:r>
         <w:t xml:space="preserve">The layout begins as a two-column phone layout with large touch-friendly buttons and a collapsible menu, and expands to three and four columns with a full navigation bar on tablets and desktops.</w:t>
       </w:r>
     </w:p>
@@ -1951,7 +2001,7 @@
         <w:t xml:space="preserve">css/style.css – </w:t>
       </w:r>
       <w:r>
-        <w:t xml:space="preserve">the single stylesheet: colour variables, mobile-first base styles, and media queries at 560px, 800px and 1100px.</w:t>
+        <w:t xml:space="preserve">the single stylesheet: colour variables for both themes, mobile-first base styles, and media queries at 560px, 800px and 1100px.</w:t>
       </w:r>
     </w:p>
     <w:p>
@@ -1971,7 +2021,7 @@
         <w:t xml:space="preserve">js/app.js – </w:t>
       </w:r>
       <w:r>
-        <w:t xml:space="preserve">the shared toolbox loaded on every page: the API_KEY, the demo catalogue, the favourites functions (getFavourites, saveFavourites, toggleFavourite), movieCard(), escapeHTML(), the API functions searchMovies() and getMovie(), and the mobile menu.</w:t>
+        <w:t xml:space="preserve">the shared toolbox loaded on every page: the API_KEY, the demo catalogue, the favourites functions (getFavourites, saveFavourites, toggleFavourite), movieCard(), escapeHTML(), the API functions searchMovies() and getMovie(), the theme toggle (setupTheme) and the mobile menu.</w:t>
       </w:r>
     </w:p>
     <w:p>
@@ -2056,10 +2106,50 @@
           <w:b/>
           <w:bCs/>
         </w:rPr>
-        <w:t xml:space="preserve">Dark cinematic theme: </w:t>
+        <w:t xml:space="preserve">Dark cinematic theme (default for dark devices): </w:t>
       </w:r>
       <w:r>
         <w:t xml:space="preserve">a dark background makes colourful posters stand out, mirrors the feel of a cinema, and is comfortable to look at in low light.</w:t>
+      </w:r>
+    </w:p>
+    <w:p>
+      <w:pPr>
+        <w:pStyle w:val="ListParagraph"/>
+        <w:numPr>
+          <w:ilvl w:val="0"/>
+          <w:numId w:val="2"/>
+        </w:numPr>
+        <w:spacing w:after="80" w:line="290"/>
+      </w:pPr>
+      <w:r>
+        <w:rPr>
+          <w:b/>
+          <w:bCs/>
+        </w:rPr>
+        <w:t xml:space="preserve">Light theme: </w:t>
+      </w:r>
+      <w:r>
+        <w:t xml:space="preserve">gives a clean, high-contrast option for bright environments and for users who prefer it. Text colours were chosen to keep good readability in both themes, and the gold rating colour is darkened in the light theme so it stays legible.</w:t>
+      </w:r>
+    </w:p>
+    <w:p>
+      <w:pPr>
+        <w:pStyle w:val="ListParagraph"/>
+        <w:numPr>
+          <w:ilvl w:val="0"/>
+          <w:numId w:val="2"/>
+        </w:numPr>
+        <w:spacing w:after="80" w:line="290"/>
+      </w:pPr>
+      <w:r>
+        <w:rPr>
+          <w:b/>
+          <w:bCs/>
+        </w:rPr>
+        <w:t xml:space="preserve">Theme that respects the user: </w:t>
+      </w:r>
+      <w:r>
+        <w:t xml:space="preserve">the app starts with the device preference, lets the user override it with one tap, and remembers the choice.</w:t>
       </w:r>
     </w:p>
     <w:p>
@@ -2761,6 +2851,93 @@
           <w:bCs/>
           <w:color w:val="6D28D9"/>
         </w:rPr>
+        <w:t xml:space="preserve">Q: How does the light/dark theme work?</w:t>
+      </w:r>
+    </w:p>
+    <w:p>
+      <w:pPr>
+        <w:spacing w:after="100" w:line="290"/>
+      </w:pPr>
+      <w:r>
+        <w:rPr>
+          <w:b/>
+          <w:bCs/>
+        </w:rPr>
+        <w:t xml:space="preserve">A: </w:t>
+      </w:r>
+      <w:r>
+        <w:t xml:space="preserve">All colours are defined as CSS variables on the root element. The light theme is a second set of values that applies when the html element has data-theme="light". JavaScript toggles that attribute when the user taps the sun/moon button, and stores the choice in localStorage. The first visit uses the device's own preference through the prefers-color-scheme media query.</w:t>
+      </w:r>
+    </w:p>
+    <w:p>
+      <w:pPr>
+        <w:keepNext/>
+        <w:spacing w:after="60" w:before="160"/>
+      </w:pPr>
+      <w:r>
+        <w:rPr>
+          <w:b/>
+          <w:bCs/>
+          <w:color w:val="6D28D9"/>
+        </w:rPr>
+        <w:t xml:space="preserve">Q: Why doesn't the page flash the wrong theme when it loads?</w:t>
+      </w:r>
+    </w:p>
+    <w:p>
+      <w:pPr>
+        <w:spacing w:after="100" w:line="290"/>
+      </w:pPr>
+      <w:r>
+        <w:rPr>
+          <w:b/>
+          <w:bCs/>
+        </w:rPr>
+        <w:t xml:space="preserve">A: </w:t>
+      </w:r>
+      <w:r>
+        <w:t xml:space="preserve">A very small script in the head of each page reads the saved theme and sets the attribute before the browser paints the page. Without it, the page would briefly appear dark and then switch to light.</w:t>
+      </w:r>
+    </w:p>
+    <w:p>
+      <w:pPr>
+        <w:keepNext/>
+        <w:spacing w:after="60" w:before="160"/>
+      </w:pPr>
+      <w:r>
+        <w:rPr>
+          <w:b/>
+          <w:bCs/>
+          <w:color w:val="6D28D9"/>
+        </w:rPr>
+        <w:t xml:space="preserve">Q: What if the poster images don't load?</w:t>
+      </w:r>
+    </w:p>
+    <w:p>
+      <w:pPr>
+        <w:spacing w:after="100" w:line="290"/>
+      </w:pPr>
+      <w:r>
+        <w:rPr>
+          <w:b/>
+          <w:bCs/>
+        </w:rPr>
+        <w:t xml:space="preserve">A: </w:t>
+      </w:r>
+      <w:r>
+        <w:t xml:space="preserve">Missing or broken posters are replaced by a clapperboard placeholder. The home page also has a built-in list with valid posters and refreshes it from the API, so it never appears empty.</w:t>
+      </w:r>
+    </w:p>
+    <w:p>
+      <w:pPr>
+        <w:keepNext/>
+        <w:spacing w:after="60" w:before="160"/>
+      </w:pPr>
+      <w:r>
+        <w:rPr>
+          <w:b/>
+          <w:bCs/>
+          <w:color w:val="6D28D9"/>
+        </w:rPr>
         <w:t xml:space="preserve">Q: Could this be turned into a mobile app?</w:t>
       </w:r>
     </w:p>
@@ -2792,7 +2969,7 @@
         <w:spacing w:after="120" w:line="300"/>
       </w:pPr>
       <w:r>
-        <w:t xml:space="preserve">Movie Search Hub is a fast, professional, mobile-first web application that connects to the OMDb API to let anyone search for films, read detailed information and keep a personal favourites list. It demonstrates the essential skills of modern front-end development: consuming a real-world API with fetch and async/await, handling errors gracefully, building a responsive interface with CSS Grid and media queries, and storing user data with localStorage – all without a backend or database.</w:t>
+        <w:t xml:space="preserve">Movie Search Hub is a fast, professional, mobile-first web application with light and dark themes that connects to the OMDb API to let anyone search for films, read detailed information and keep a personal favourites list. It demonstrates the essential skills of modern front-end development: consuming a real-world API with fetch and async/await, handling errors gracefully, building a responsive interface with CSS Grid and media queries, and storing user data with localStorage – all without a backend or database.</w:t>
       </w:r>
     </w:p>
     <w:p>
